--- a/PARTE TERZA_DI CARO/LAB3_TNL3/Relazione _LAB3.docx
+++ b/PARTE TERZA_DI CARO/LAB3_TNL3/Relazione _LAB3.docx
@@ -181,7 +181,25 @@
           <w:sz w:val="32"/>
           <w:szCs w:val="32"/>
         </w:rPr>
-        <w:t>Tecnologie del Linguaggio Naturale-Parte II Prof. L. Di Caro</w:t>
+        <w:t>Tecnologie del Linguaggio Naturale-Parte II</w:t>
+      </w:r>
+      <w:r>
+        <w:rPr>
+          <w:rFonts w:ascii="Times New Roman" w:eastAsia="Times New Roman" w:hAnsi="Times New Roman" w:cs="Times New Roman"/>
+          <w:b/>
+          <w:sz w:val="32"/>
+          <w:szCs w:val="32"/>
+        </w:rPr>
+        <w:t>I</w:t>
+      </w:r>
+      <w:r>
+        <w:rPr>
+          <w:rFonts w:ascii="Times New Roman" w:eastAsia="Times New Roman" w:hAnsi="Times New Roman" w:cs="Times New Roman"/>
+          <w:b/>
+          <w:sz w:val="32"/>
+          <w:szCs w:val="32"/>
+        </w:rPr>
+        <w:t xml:space="preserve"> Prof. L. Di Caro</w:t>
       </w:r>
     </w:p>
     <w:p>
@@ -354,7 +372,63 @@
           <w:sz w:val="24"/>
           <w:szCs w:val="24"/>
         </w:rPr>
-        <w:t xml:space="preserve">   L’approccio adottato per l’analisi semantica dei concetti si articola in più fasi complementari. In primo luogo, per ogni definizione associata a un concetto, vengono estratti i due elementi fondamentali della definizione stessa: il genus, che rappresenta la categoria generale del concetto, e la differentia, ossia gli attributi distintivi che lo caratterizzano rispetto al genus. Successivamente, a partire dal genus identificato, si esplora la rete di WordNet per individuare tutti i possibili synset candidati, includendo iperonimi e iponimi, che possano rappresentare semanticamente la definizione. Per ciascun synset candidato viene calcolato un punteggio di cosine similarity </w:t>
+        <w:t xml:space="preserve">   L’approccio adottato per l’analisi semantica dei concetti si articola in più fasi complementari. In primo luogo, per ogni definizione associata a</w:t>
+      </w:r>
+      <w:r>
+        <w:rPr>
+          <w:rFonts w:ascii="Times New Roman" w:eastAsia="Times New Roman" w:hAnsi="Times New Roman" w:cs="Times New Roman"/>
+          <w:sz w:val="24"/>
+          <w:szCs w:val="24"/>
+        </w:rPr>
+        <w:t>d</w:t>
+      </w:r>
+      <w:r>
+        <w:rPr>
+          <w:rFonts w:ascii="Times New Roman" w:eastAsia="Times New Roman" w:hAnsi="Times New Roman" w:cs="Times New Roman"/>
+          <w:sz w:val="24"/>
+          <w:szCs w:val="24"/>
+        </w:rPr>
+        <w:t xml:space="preserve"> un concetto vengono estratti i due elementi fondamentali della definizione stessa: il genus, che rappresenta la categoria generale del concetto, e la differentia, ossia gli attributi distintivi che lo caratterizzano rispetto al genus. Successivamente, a partire dal genus identificato, si esplora la rete di WordNet per individuare tutti i possibili synset </w:t>
+      </w:r>
+      <w:r>
+        <w:rPr>
+          <w:rFonts w:ascii="Times New Roman" w:eastAsia="Times New Roman" w:hAnsi="Times New Roman" w:cs="Times New Roman"/>
+          <w:sz w:val="24"/>
+          <w:szCs w:val="24"/>
+        </w:rPr>
+        <w:t xml:space="preserve">tra gli </w:t>
+      </w:r>
+      <w:r>
+        <w:rPr>
+          <w:rFonts w:ascii="Times New Roman" w:eastAsia="Times New Roman" w:hAnsi="Times New Roman" w:cs="Times New Roman"/>
+          <w:sz w:val="24"/>
+          <w:szCs w:val="24"/>
+        </w:rPr>
+        <w:t>iponimi</w:t>
+      </w:r>
+      <w:r>
+        <w:rPr>
+          <w:rFonts w:ascii="Times New Roman" w:eastAsia="Times New Roman" w:hAnsi="Times New Roman" w:cs="Times New Roman"/>
+          <w:sz w:val="24"/>
+          <w:szCs w:val="24"/>
+        </w:rPr>
+        <w:t xml:space="preserve"> del genus </w:t>
+      </w:r>
+      <w:r>
+        <w:rPr>
+          <w:rFonts w:ascii="Times New Roman" w:eastAsia="Times New Roman" w:hAnsi="Times New Roman" w:cs="Times New Roman"/>
+          <w:sz w:val="24"/>
+          <w:szCs w:val="24"/>
+        </w:rPr>
+        <w:t>che possano rappresentare semanticamente la definizione. Per ciascun synset candidato viene calcolato un punteggio di cosine similarity confrontando l’embedding del</w:t>
+      </w:r>
+      <w:r>
+        <w:rPr>
+          <w:rFonts w:ascii="Times New Roman" w:eastAsia="Times New Roman" w:hAnsi="Times New Roman" w:cs="Times New Roman"/>
+          <w:sz w:val="24"/>
+          <w:szCs w:val="24"/>
+        </w:rPr>
+        <w:t xml:space="preserve">la </w:t>
       </w:r>
       <w:r>
         <w:rPr>
@@ -363,7 +437,31 @@
           <w:szCs w:val="24"/>
         </w:rPr>
         <w:lastRenderedPageBreak/>
-        <w:t>confrontando l’embedding del synset con l’intera definizione originale. In questo modo è possibile selezionare i synset che meglio rispecchiano il contenuto informativo della definizione.</w:t>
+        <w:t>definizione del</w:t>
+      </w:r>
+      <w:r>
+        <w:rPr>
+          <w:rFonts w:ascii="Times New Roman" w:eastAsia="Times New Roman" w:hAnsi="Times New Roman" w:cs="Times New Roman"/>
+          <w:sz w:val="24"/>
+          <w:szCs w:val="24"/>
+        </w:rPr>
+        <w:t xml:space="preserve"> synset</w:t>
+      </w:r>
+      <w:r>
+        <w:rPr>
+          <w:rFonts w:ascii="Times New Roman" w:eastAsia="Times New Roman" w:hAnsi="Times New Roman" w:cs="Times New Roman"/>
+          <w:sz w:val="24"/>
+          <w:szCs w:val="24"/>
+        </w:rPr>
+        <w:t xml:space="preserve"> eventualmente concatenata con gli esempi</w:t>
+      </w:r>
+      <w:r>
+        <w:rPr>
+          <w:rFonts w:ascii="Times New Roman" w:eastAsia="Times New Roman" w:hAnsi="Times New Roman" w:cs="Times New Roman"/>
+          <w:sz w:val="24"/>
+          <w:szCs w:val="24"/>
+        </w:rPr>
+        <w:t xml:space="preserve"> con l’intera definizione originale. In questo modo è possibile selezionare i synset che meglio rispecchiano il contenuto informativo della definizione.</w:t>
       </w:r>
     </w:p>
     <w:p>
@@ -382,15 +480,7 @@
           <w:sz w:val="24"/>
           <w:szCs w:val="24"/>
         </w:rPr>
-        <w:t xml:space="preserve">     </w:t>
-      </w:r>
-      <w:r>
-        <w:rPr>
-          <w:rFonts w:ascii="Times New Roman" w:eastAsia="Times New Roman" w:hAnsi="Times New Roman" w:cs="Times New Roman"/>
-          <w:sz w:val="24"/>
-          <w:szCs w:val="24"/>
-        </w:rPr>
-        <w:t>Parallelamente, per ciascun concetto viene identificata la lista dei synset di riferimento (target) direttamente tramite il lemma del concetto stesso. Questa lista non guida la ricerca, ma funge da punto di riferimento per valutare quanto i synset trovati partendo dalla definizione siano vicini o lontani dalla rappresentazione canonica del concetto all’interno di WordNet.</w:t>
+        <w:t xml:space="preserve">     Parallelamente, per ciascun concetto viene identificata la lista dei synset di riferimento (target) direttamente tramite il lemma del concetto stesso. Questa lista non guida la ricerca, ma funge da punto di riferimento per valutare quanto i synset trovati partendo dalla definizione siano vicini o lontani dalla rappresentazione canonica del concetto all’interno di WordNet.</w:t>
       </w:r>
     </w:p>
     <w:p>
@@ -409,15 +499,7 @@
           <w:sz w:val="24"/>
           <w:szCs w:val="24"/>
         </w:rPr>
-        <w:t xml:space="preserve">     </w:t>
-      </w:r>
-      <w:r>
-        <w:rPr>
-          <w:rFonts w:ascii="Times New Roman" w:eastAsia="Times New Roman" w:hAnsi="Times New Roman" w:cs="Times New Roman"/>
-          <w:sz w:val="24"/>
-          <w:szCs w:val="24"/>
-        </w:rPr>
-        <w:t>Infine, i risultati vengono organizzati in forma tabellare, mostrando per ogni definizione il genus, la differentia, i synset con il punteggio più alto e il confronto rispetto ai synset target del concetto. Questa rappresentazione consente di evidenziare chiaramente la qualità delle corrispondenze individuate e di identificare eventuali discrepanze tra la definizione testuale e la classificazione semantica in WordNet.</w:t>
+        <w:t xml:space="preserve">     Infine, i risultati vengono organizzati in forma tabellare, mostrando per ogni definizione il genus, la differentia, i synset con il punteggio più alto e il confronto rispetto ai synset target del concetto. Questa rappresentazione consente di evidenziare chiaramente la qualità delle corrispondenze individuate e di identificare eventuali discrepanze tra la definizione testuale e la classificazione semantica in WordNet.</w:t>
       </w:r>
     </w:p>
     <w:p>
@@ -488,16 +570,7 @@
           <w:sz w:val="24"/>
           <w:szCs w:val="24"/>
         </w:rPr>
-        <w:t xml:space="preserve">     </w:t>
-      </w:r>
-      <w:r>
-        <w:rPr>
-          <w:rFonts w:ascii="Times New Roman" w:eastAsia="Times New Roman" w:hAnsi="Times New Roman" w:cs="Times New Roman"/>
-          <w:color w:val="000000"/>
-          <w:sz w:val="24"/>
-          <w:szCs w:val="24"/>
-        </w:rPr>
-        <w:t xml:space="preserve">Il codice è diviso in </w:t>
+        <w:t xml:space="preserve">     Il codice è diviso in </w:t>
       </w:r>
       <w:r>
         <w:rPr>
@@ -831,7 +904,7 @@
           <w:sz w:val="24"/>
           <w:szCs w:val="24"/>
         </w:rPr>
-        <w:t xml:space="preserve"> Questa funzione serve prende in input una definizione scritta in linguaggio naturale e cerca di scomporla nei suoi due elementi fondamentali: il genus, cioè la categoria generale a cui appartiene il concetto, e la differentia, cioè tutto ciò che lo caratterizza e lo distingue dagli altri membri della stessa categoria.</w:t>
+        <w:t xml:space="preserve"> Questa funzione prende in input una definizione scritta in linguaggio naturale e cerca di scomporla nei suoi due elementi fondamentali: il genus, cioè la categoria generale a cui appartiene il concetto, e la differentia, cioè tutto ciò che lo caratterizza e lo distingue dagli altri membri della stessa categoria.</w:t>
       </w:r>
       <w:r>
         <w:rPr>
@@ -867,6 +940,7 @@
           <w:numId w:val="6"/>
         </w:numPr>
         <w:spacing w:before="240" w:after="0"/>
+        <w:jc w:val="both"/>
         <w:rPr>
           <w:rFonts w:ascii="Times New Roman" w:eastAsia="Times New Roman" w:hAnsi="Times New Roman" w:cs="Times New Roman"/>
           <w:sz w:val="24"/>
@@ -889,6 +963,7 @@
           <w:numId w:val="6"/>
         </w:numPr>
         <w:spacing w:after="0"/>
+        <w:jc w:val="both"/>
         <w:rPr>
           <w:rFonts w:ascii="Times New Roman" w:eastAsia="Times New Roman" w:hAnsi="Times New Roman" w:cs="Times New Roman"/>
           <w:sz w:val="24"/>
@@ -911,6 +986,7 @@
           <w:numId w:val="6"/>
         </w:numPr>
         <w:spacing w:after="240"/>
+        <w:jc w:val="both"/>
         <w:rPr>
           <w:rFonts w:ascii="Times New Roman" w:eastAsia="Times New Roman" w:hAnsi="Times New Roman" w:cs="Times New Roman"/>
           <w:sz w:val="24"/>
@@ -983,7 +1059,23 @@
           <w:sz w:val="24"/>
           <w:szCs w:val="24"/>
         </w:rPr>
-        <w:t>il metodo elabora un insieme di definizioni associate a vari concetti, arricchendole con ulteriori informazioni linguistiche e semantiche. Per ogni concetto individua innanzitutto i synset di WordNet che potrebbero rappresentarlo (synset target), creando così un insieme di candidati di riferimento. Successivamente, per ciascuna definizione estrae il genus e la differentia tramite analisi sintattica, e</w:t>
+        <w:t>il metodo elabora un insieme di definizioni associate a</w:t>
+      </w:r>
+      <w:r>
+        <w:rPr>
+          <w:rFonts w:ascii="Times New Roman" w:eastAsia="Times New Roman" w:hAnsi="Times New Roman" w:cs="Times New Roman"/>
+          <w:sz w:val="24"/>
+          <w:szCs w:val="24"/>
+        </w:rPr>
+        <w:t>i</w:t>
+      </w:r>
+      <w:r>
+        <w:rPr>
+          <w:rFonts w:ascii="Times New Roman" w:eastAsia="Times New Roman" w:hAnsi="Times New Roman" w:cs="Times New Roman"/>
+          <w:sz w:val="24"/>
+          <w:szCs w:val="24"/>
+        </w:rPr>
+        <w:t xml:space="preserve"> vari concetti, arricchendole con ulteriori informazioni linguistiche e semantiche. Per ogni concetto individua innanzitutto i synset di WordNet che potrebbero rappresentarlo (synset target), creando così un insieme di candidati di riferimento. Successivamente, per ciascuna definizione estrae il genus e la differentia tramite analisi sintattica, e</w:t>
       </w:r>
       <w:r>
         <w:rPr>
@@ -1015,7 +1107,7 @@
           <w:sz w:val="24"/>
           <w:szCs w:val="24"/>
         </w:rPr>
-        <w:t xml:space="preserve"> tenta di disambiguarlo navigando nella rete semantica di WordNet tra i suoi iponimi, selezionando il synset che ottiene il punteggio di similarità più alto rispetto alla definizione. Infine, aggiorna le definizioni con genus, differentia, synset migliore, glossa del miglior synset selezionato, punteggio di similarità rispetto al synset target e lista dei synset target.</w:t>
+        <w:t xml:space="preserve"> tenta di disambiguarlo navigando nella rete semantica di WordNet tra i suoi iponimi selezionando il synset che ottiene il punteggio di similarità più alto rispetto alla definizione. Infine, aggiorna le definizioni con genus, differentia, synset migliore, glossa del miglior synset selezionato, punteggio di similarità rispetto al synset target e lista dei synset target.</w:t>
       </w:r>
     </w:p>
     <w:p>
@@ -1047,7 +1139,7 @@
           <w:sz w:val="24"/>
           <w:szCs w:val="24"/>
         </w:rPr>
-        <w:t xml:space="preserve">il metodo esplora ricorsivamente la gerarchia di WordNet punteggio </w:t>
+        <w:t xml:space="preserve">il metodo esplora ricorsivamente la gerarchia di WordNet </w:t>
       </w:r>
       <w:r>
         <w:rPr>
@@ -1071,7 +1163,7 @@
           <w:sz w:val="24"/>
           <w:szCs w:val="24"/>
         </w:rPr>
-        <w:t>Ad ogni passo valuta quale synset si avvicina di più alla definizione in input (definizione), usando un modello Word2Vec per calcolare la similarità semantica.</w:t>
+        <w:t>Ad ogni passo valuta quale synset si avvicina di più alla definizione in input usando un modello Word2Vec per calcolare la similarità semantica.</w:t>
       </w:r>
       <w:r>
         <w:rPr>
@@ -1151,7 +1243,7 @@
           <w:sz w:val="24"/>
           <w:szCs w:val="24"/>
         </w:rPr>
-        <w:t xml:space="preserve">il metodo calcola la similarità semantica tra una definizione e la glossa di un synset di WordNet utilizzando Word2Vec. Il processo avviene in tre fasi: prima, la definizione e la glossa vengono lemmatizzate per ridurre le parole alle loro forme base. Successivamente, per entrambe le frasi, si costruisce un vettore medio calcolando la media dei vettori Word2Vec delle parole presenti, scartando quelle non contenute nel modello. Infine, la similarità tra i due vettori medi viene calcolata tramite cosine similarity, producendo uno score numerico che misura quanto i due testi siano semanticamente vicini. Rispetto al TF-IDF, che si basa unicamente su frequenze di parole e quindi cattura solo somiglianze lessicali superficiali, Word2Vec ha il vantaggio di rappresentare le parole in </w:t>
+        <w:t xml:space="preserve">il metodo calcola la similarità semantica tra una definizione e la glossa di un synset di WordNet utilizzando Word2Vec. Il processo avviene in tre fasi: prima la definizione e la glossa vengono lemmatizzate per ridurre le parole alle loro forme base. Successivamente, per entrambe le frasi, si costruisce un vettore medio calcolando la media dei vettori Word2Vec delle parole presenti, scartando quelle non contenute nel modello. Infine, la similarità tra i due vettori medi viene calcolata tramite cosine similarity, producendo uno score numerico che misura quanto i due testi siano semanticamente vicini. Rispetto al TF-IDF, che si basa unicamente su frequenze di parole e quindi cattura solo somiglianze lessicali superficiali, Word2Vec ha il vantaggio di rappresentare le parole in </w:t>
       </w:r>
       <w:r>
         <w:rPr>
@@ -1627,7 +1719,15 @@
           <w:sz w:val="24"/>
           <w:szCs w:val="24"/>
         </w:rPr>
-        <w:t xml:space="preserve">     I risultati ottenuti mettono in luce le difficoltà insite nel processo di disambiguazione automatica. Con Word2Vec si è visto che il modello riesce in alcuni casi, come per Heuristic, a individuare il synset corretto, ma fallisce frequentemente con termini come Trousers, Microscope o Danger, producendo punteggi alti anche per synset non pertinenti, evidenziando difficoltà a distinguere tra concetti semanticamente vicini ma concettualmente distinti. Questo suggerisce che, sebbene le rappresentazioni distribuzionali colgano efficacemente le associazioni lessicali, esse non garantiscono una sufficiente precisione nel legare una definizione a un significato univoco. Un aspetto interessante è che, nonostante le maggiori capacità dei modelli transformer testati in </w:t>
+        <w:t xml:space="preserve">     I risultati ottenuti mettono in luce le difficoltà insite nel processo di disambiguazione automatica. Con Word2Vec si è visto che il modello riesce in alcuni casi, come per Heuristic, a individuare il synset corretto ma fallisce frequentemente con termini come Trousers, Microscope o Danger, producendo punteggi alti anche per synset non pertinenti, evidenziando difficoltà a distinguere tra concetti semanticamente vicini ma concettualmente distinti. Questo suggerisce che, sebbene le rappresentazioni distribuzionali colgano efficacemente le associazioni lessicali, esse non garantiscono una sufficiente precisione nel legare una definizione a un significato univoco. Un aspetto interessante è che i risultati sono stati simili</w:t>
+      </w:r>
+      <w:r>
+        <w:rPr>
+          <w:rFonts w:ascii="Times New Roman" w:eastAsia="Times New Roman" w:hAnsi="Times New Roman" w:cs="Times New Roman"/>
+          <w:sz w:val="24"/>
+          <w:szCs w:val="24"/>
+        </w:rPr>
+        <w:t xml:space="preserve"> anche considerando modelli transformer </w:t>
       </w:r>
       <w:r>
         <w:rPr>
@@ -1636,7 +1736,47 @@
           <w:szCs w:val="24"/>
         </w:rPr>
         <w:lastRenderedPageBreak/>
-        <w:t xml:space="preserve">modo informale in questo laboratorio, i risultati sono stati simili: anche in questo caso non si è registrato un netto miglioramento in termini di accuratezza. Questo porta a concludere che la disambiguazione lessicale rimane un compito complesso, che non può basarsi esclusivamente sulla similarità semantica appresa dai modelli, ma necessita probabilmente di strategie ibride, capaci di integrare rappresentazioni distribuzionali, conoscenza contestuale e vincoli semantici espliciti.     </w:t>
+        <w:t>decisamente più capaci</w:t>
+      </w:r>
+      <w:r>
+        <w:rPr>
+          <w:rFonts w:ascii="Times New Roman" w:eastAsia="Times New Roman" w:hAnsi="Times New Roman" w:cs="Times New Roman"/>
+          <w:sz w:val="24"/>
+          <w:szCs w:val="24"/>
+        </w:rPr>
+        <w:t>: non si è registrato un netto miglioramento in termini di accuratezza. Questo porta a concludere che la disambiguazione lessicale rimane un compito complesso, che non può basarsi esclusivamente sulla similarità semantica appresa dai modelli</w:t>
+      </w:r>
+      <w:r>
+        <w:rPr>
+          <w:rFonts w:ascii="Times New Roman" w:eastAsia="Times New Roman" w:hAnsi="Times New Roman" w:cs="Times New Roman"/>
+          <w:sz w:val="24"/>
+          <w:szCs w:val="24"/>
+        </w:rPr>
+        <w:t xml:space="preserve"> </w:t>
+      </w:r>
+      <w:r>
+        <w:rPr>
+          <w:rFonts w:ascii="Times New Roman" w:eastAsia="Times New Roman" w:hAnsi="Times New Roman" w:cs="Times New Roman"/>
+          <w:sz w:val="24"/>
+          <w:szCs w:val="24"/>
+        </w:rPr>
+        <w:t>ma necessita probabilmente di strategie ibride</w:t>
+      </w:r>
+      <w:r>
+        <w:rPr>
+          <w:rFonts w:ascii="Times New Roman" w:eastAsia="Times New Roman" w:hAnsi="Times New Roman" w:cs="Times New Roman"/>
+          <w:sz w:val="24"/>
+          <w:szCs w:val="24"/>
+        </w:rPr>
+        <w:t xml:space="preserve"> </w:t>
+      </w:r>
+      <w:r>
+        <w:rPr>
+          <w:rFonts w:ascii="Times New Roman" w:eastAsia="Times New Roman" w:hAnsi="Times New Roman" w:cs="Times New Roman"/>
+          <w:sz w:val="24"/>
+          <w:szCs w:val="24"/>
+        </w:rPr>
+        <w:t xml:space="preserve"> capaci di integrare rappresentazioni distribuzionali, conoscenza contestuale e vincoli semantici espliciti.     </w:t>
       </w:r>
     </w:p>
     <w:sectPr>

--- a/PARTE TERZA_DI CARO/LAB3_TNL3/Relazione _LAB3.docx
+++ b/PARTE TERZA_DI CARO/LAB3_TNL3/Relazione _LAB3.docx
@@ -620,7 +620,27 @@
           <w:sz w:val="24"/>
           <w:szCs w:val="24"/>
         </w:rPr>
-        <w:t>utils.py:</w:t>
+        <w:t>util</w:t>
+      </w:r>
+      <w:r>
+        <w:rPr>
+          <w:rFonts w:ascii="Times New Roman" w:eastAsia="Times New Roman" w:hAnsi="Times New Roman" w:cs="Times New Roman"/>
+          <w:i/>
+          <w:color w:val="000000"/>
+          <w:sz w:val="24"/>
+          <w:szCs w:val="24"/>
+        </w:rPr>
+        <w:t>ity</w:t>
+      </w:r>
+      <w:r>
+        <w:rPr>
+          <w:rFonts w:ascii="Times New Roman" w:eastAsia="Times New Roman" w:hAnsi="Times New Roman" w:cs="Times New Roman"/>
+          <w:i/>
+          <w:color w:val="000000"/>
+          <w:sz w:val="24"/>
+          <w:szCs w:val="24"/>
+        </w:rPr>
+        <w:t>.py:</w:t>
       </w:r>
       <w:r>
         <w:rPr>
